--- a/POWER_BI/Session 15/ASSIGNMENT-SESSION15-POWER-BI.docx
+++ b/POWER_BI/Session 15/ASSIGNMENT-SESSION15-POWER-BI.docx
@@ -265,9 +265,9 @@
           <w:noProof/>
         </w:rPr>
         <w:drawing>
-          <wp:inline distT="0" distB="0" distL="0" distR="0" wp14:anchorId="4BAD40C4" wp14:editId="12CA497B">
-            <wp:extent cx="4739639" cy="1648691"/>
-            <wp:effectExtent l="0" t="0" r="4445" b="8890"/>
+          <wp:inline distT="0" distB="0" distL="0" distR="0" wp14:anchorId="4BAD40C4" wp14:editId="6694BEC0">
+            <wp:extent cx="4738974" cy="2209800"/>
+            <wp:effectExtent l="0" t="0" r="5080" b="0"/>
             <wp:docPr id="2048939531" name="Picture 1"/>
             <wp:cNvGraphicFramePr>
               <a:graphicFrameLocks xmlns:a="http://schemas.openxmlformats.org/drawingml/2006/main" noChangeAspect="1"/>
@@ -288,7 +288,7 @@
                   <pic:spPr>
                     <a:xfrm>
                       <a:off x="0" y="0"/>
-                      <a:ext cx="4755303" cy="1654140"/>
+                      <a:ext cx="4760565" cy="2219868"/>
                     </a:xfrm>
                     <a:prstGeom prst="rect">
                       <a:avLst/>
@@ -303,53 +303,6 @@
     </w:p>
     <w:p>
       <w:pPr>
-        <w:ind w:left="360"/>
-        <w:jc w:val="both"/>
-        <w:rPr>
-          <w:b/>
-          <w:bCs/>
-        </w:rPr>
-      </w:pPr>
-    </w:p>
-    <w:p>
-      <w:pPr>
-        <w:ind w:left="360"/>
-        <w:jc w:val="both"/>
-        <w:rPr>
-          <w:b/>
-          <w:bCs/>
-        </w:rPr>
-      </w:pPr>
-    </w:p>
-    <w:p>
-      <w:pPr>
-        <w:jc w:val="both"/>
-        <w:rPr>
-          <w:b/>
-          <w:bCs/>
-        </w:rPr>
-      </w:pPr>
-    </w:p>
-    <w:p>
-      <w:pPr>
-        <w:jc w:val="both"/>
-        <w:rPr>
-          <w:b/>
-          <w:bCs/>
-        </w:rPr>
-      </w:pPr>
-    </w:p>
-    <w:p>
-      <w:pPr>
-        <w:jc w:val="both"/>
-        <w:rPr>
-          <w:b/>
-          <w:bCs/>
-        </w:rPr>
-      </w:pPr>
-    </w:p>
-    <w:p>
-      <w:pPr>
         <w:jc w:val="both"/>
         <w:rPr>
           <w:b/>
@@ -375,6 +328,7 @@
           <w:b/>
           <w:bCs/>
         </w:rPr>
+        <w:lastRenderedPageBreak/>
         <w:t>Add a calculated column to your table that shows 'High Performer' if the app's order count is above the average, otherwise 'Regular', using the SWITCH function and logical operators (AND/OR). Display this new column in your table visualization.</w:t>
       </w:r>
     </w:p>
@@ -443,33 +397,47 @@
           <w:bCs/>
         </w:rPr>
       </w:pPr>
-    </w:p>
-    <w:p>
-      <w:pPr>
-        <w:jc w:val="both"/>
-        <w:rPr>
-          <w:b/>
-          <w:bCs/>
-        </w:rPr>
-      </w:pPr>
-    </w:p>
-    <w:p>
-      <w:pPr>
-        <w:jc w:val="both"/>
-        <w:rPr>
-          <w:b/>
-          <w:bCs/>
-        </w:rPr>
-      </w:pPr>
-    </w:p>
-    <w:p>
-      <w:pPr>
-        <w:jc w:val="both"/>
-        <w:rPr>
-          <w:b/>
-          <w:bCs/>
-        </w:rPr>
-      </w:pPr>
+      <w:r>
+        <w:rPr>
+          <w:b/>
+          <w:bCs/>
+        </w:rPr>
+        <w:drawing>
+          <wp:inline distT="0" distB="0" distL="0" distR="0" wp14:anchorId="3FDAA683" wp14:editId="7EFBF02B">
+            <wp:extent cx="4067908" cy="2671677"/>
+            <wp:effectExtent l="0" t="0" r="8890" b="0"/>
+            <wp:docPr id="723084659" name="Picture 1"/>
+            <wp:cNvGraphicFramePr>
+              <a:graphicFrameLocks xmlns:a="http://schemas.openxmlformats.org/drawingml/2006/main" noChangeAspect="1"/>
+            </wp:cNvGraphicFramePr>
+            <a:graphic xmlns:a="http://schemas.openxmlformats.org/drawingml/2006/main">
+              <a:graphicData uri="http://schemas.openxmlformats.org/drawingml/2006/picture">
+                <pic:pic xmlns:pic="http://schemas.openxmlformats.org/drawingml/2006/picture">
+                  <pic:nvPicPr>
+                    <pic:cNvPr id="723084659" name=""/>
+                    <pic:cNvPicPr/>
+                  </pic:nvPicPr>
+                  <pic:blipFill>
+                    <a:blip r:embed="rId8"/>
+                    <a:stretch>
+                      <a:fillRect/>
+                    </a:stretch>
+                  </pic:blipFill>
+                  <pic:spPr>
+                    <a:xfrm>
+                      <a:off x="0" y="0"/>
+                      <a:ext cx="4074369" cy="2675920"/>
+                    </a:xfrm>
+                    <a:prstGeom prst="rect">
+                      <a:avLst/>
+                    </a:prstGeom>
+                  </pic:spPr>
+                </pic:pic>
+              </a:graphicData>
+            </a:graphic>
+          </wp:inline>
+        </w:drawing>
+      </w:r>
     </w:p>
     <w:p>
       <w:pPr>
@@ -530,6 +498,7 @@
         <w:rPr>
           <w:b/>
           <w:bCs/>
+          <w:noProof/>
         </w:rPr>
         <w:drawing>
           <wp:inline distT="0" distB="0" distL="0" distR="0" wp14:anchorId="2B6E88DD" wp14:editId="7A0F2BD0">
@@ -547,7 +516,7 @@
                     <pic:cNvPicPr/>
                   </pic:nvPicPr>
                   <pic:blipFill>
-                    <a:blip r:embed="rId8"/>
+                    <a:blip r:embed="rId9"/>
                     <a:stretch>
                       <a:fillRect/>
                     </a:stretch>
